--- a/backend/data/corpus/DOC-20260112-254.docx
+++ b/backend/data/corpus/DOC-20260112-254.docx
@@ -279,31 +279,7 @@
         <w:rPr>
           <w:sz w:val="21"/>
         </w:rPr>
-        <w:t>&gt; Mentioned review that circulated on the service but did not raise any specific finding.</w:t>
-      </w:r>
-    </w:p>
-    <w:p>
-      <w:r>
-        <w:rPr>
-          <w:sz w:val="21"/>
-        </w:rPr>
-        <w:t>&gt; The new charting templates changed again last month, and that took up first part of convo.</w:t>
-      </w:r>
-    </w:p>
-    <w:p>
-      <w:r>
-        <w:rPr>
-          <w:sz w:val="21"/>
-        </w:rPr>
-        <w:t>&gt; Coverage paperwork remains slowest step, which came up as a general frustration.</w:t>
-      </w:r>
-    </w:p>
-    <w:p>
-      <w:r>
-        <w:rPr>
-          <w:sz w:val="21"/>
-        </w:rPr>
-        <w:t>&gt; Most of the discussion was about the referral intake process, which went live without much warning.</w:t>
+        <w:t>&gt; Stopped by in corridor for a productive conversation.</w:t>
       </w:r>
     </w:p>
     <w:p>
@@ -312,6 +288,22 @@
           <w:sz w:val="21"/>
         </w:rPr>
         <w:t>&gt; Asked whether anything is moving for how families of Lennox-Gastaut patients keep asking what else exists.</w:t>
+      </w:r>
+    </w:p>
+    <w:p>
+      <w:r>
+        <w:rPr>
+          <w:sz w:val="21"/>
+        </w:rPr>
+        <w:t>&gt; Described a preference for slower titration in general, unrelated to any particular pt.</w:t>
+      </w:r>
+    </w:p>
+    <w:p>
+      <w:r>
+        <w:rPr>
+          <w:sz w:val="21"/>
+        </w:rPr>
+        <w:t>&gt; Agreed to reconnect at the following quarter; no specific request.</w:t>
       </w:r>
     </w:p>
     <w:p>
@@ -335,7 +327,7 @@
         <w:rPr>
           <w:sz w:val="21"/>
         </w:rPr>
-        <w:t>&gt; Stopped by at the nurses' station for full convo.</w:t>
+        <w:t>&gt; A productive convo outside EEG suite, mostly logistics.</w:t>
       </w:r>
     </w:p>
     <w:p>
@@ -343,7 +335,7 @@
         <w:rPr>
           <w:sz w:val="21"/>
         </w:rPr>
-        <w:t>&gt; Referral patterns into this clinic have changed, and newly referred patients is bigger share than it was.</w:t>
+        <w:t>&gt; Referenced guideline update discussed at journal club in passing.</w:t>
       </w:r>
     </w:p>
     <w:p>
@@ -351,7 +343,15 @@
         <w:rPr>
           <w:sz w:val="21"/>
         </w:rPr>
-        <w:t>&gt; Most of the discussion was about the prior-authorization workflow, which changed again last month.</w:t>
+        <w:t>&gt; Titration scheduling is handled by nursing staff, which practice finds workable.</w:t>
+      </w:r>
+    </w:p>
+    <w:p>
+      <w:r>
+        <w:rPr>
+          <w:sz w:val="21"/>
+        </w:rPr>
+        <w:t>&gt; Spent some time on the older half of the panel and how workup decisions get sequenced.</w:t>
       </w:r>
     </w:p>
     <w:p>
@@ -360,14 +360,6 @@
           <w:sz w:val="21"/>
         </w:rPr>
         <w:t>&gt; Raised the gap for Lennox-Gastaut patients, described as the most difficult conversation in this clinic.</w:t>
-      </w:r>
-    </w:p>
-    <w:p>
-      <w:r>
-        <w:rPr>
-          <w:sz w:val="21"/>
-        </w:rPr>
-        <w:t>&gt; Routine follow-up slots has stretched out since summer, which shapes how much time there is for anything else.</w:t>
       </w:r>
     </w:p>
     <w:p>
@@ -391,7 +383,7 @@
         <w:rPr>
           <w:sz w:val="21"/>
         </w:rPr>
-        <w:t>&gt; Formulary questions is handled by one person here, which came up as a general frustration.</w:t>
+        <w:t>&gt; The practice lost a front-desk coordinator and has not backfilled, so referral queue keeps slipping.</w:t>
       </w:r>
     </w:p>
     <w:p>
@@ -399,15 +391,7 @@
         <w:rPr>
           <w:sz w:val="21"/>
         </w:rPr>
-        <w:t>&gt; Wants references on the generalized tonic-clonic population, if available.</w:t>
-      </w:r>
-    </w:p>
-    <w:p>
-      <w:r>
-        <w:rPr>
-          <w:sz w:val="21"/>
-        </w:rPr>
-        <w:t>&gt; Described preference for slower titration in general, unrelated to any particular patient.</w:t>
+        <w:t>&gt; Benefit verification is step that most often delays a start here.</w:t>
       </w:r>
     </w:p>
     <w:p>
@@ -423,7 +407,7 @@
         <w:rPr>
           <w:sz w:val="21"/>
         </w:rPr>
-        <w:t>&gt; Left it at that, with f/u appt to be scheduled.</w:t>
+        <w:t>&gt; Nothing that needed f/u this time. Asked about safety and confirmed nothing to report.</w:t>
       </w:r>
     </w:p>
     <w:p>
@@ -431,7 +415,15 @@
         <w:rPr>
           <w:sz w:val="21"/>
         </w:rPr>
-        <w:t>&gt; The travel schedule this year came up, and little else.</w:t>
+        <w:t>&gt; Asked about my travel schedule, since visits keep landing on busiest clinic days.</w:t>
+      </w:r>
+    </w:p>
+    <w:p>
+      <w:r>
+        <w:rPr>
+          <w:sz w:val="21"/>
+        </w:rPr>
+        <w:t>&gt; Wants references on the generalized tonic-clonic population, if available.</w:t>
       </w:r>
     </w:p>
     <w:p>
@@ -455,7 +447,7 @@
         <w:rPr>
           <w:sz w:val="21"/>
         </w:rPr>
-        <w:t>&gt; Caught a clipped window at nurses' station between pts.</w:t>
+        <w:t>&gt; Described a preference for slower titration in general, unrelated to any particular patient.</w:t>
       </w:r>
     </w:p>
     <w:p>
@@ -471,14 +463,6 @@
         <w:rPr>
           <w:sz w:val="21"/>
         </w:rPr>
-        <w:t>&gt; Spent some time on the refractory group and how workup decisions get sequenced.</w:t>
-      </w:r>
-    </w:p>
-    <w:p>
-      <w:r>
-        <w:rPr>
-          <w:sz w:val="21"/>
-        </w:rPr>
         <w:t>&gt; Wanted to register the mismatch between the focal-only indication and the generalized cases filling this clinic.</w:t>
       </w:r>
     </w:p>
@@ -487,7 +471,15 @@
         <w:rPr>
           <w:sz w:val="21"/>
         </w:rPr>
-        <w:t>&gt; Referral patterns into this clinic have changed, and refractory group is a bigger share than it was.</w:t>
+        <w:t>&gt; The composition of refractory group has shifted over last year or two.</w:t>
+      </w:r>
+    </w:p>
+    <w:p>
+      <w:r>
+        <w:rPr>
+          <w:sz w:val="21"/>
+        </w:rPr>
+        <w:t>&gt; Formulary questions is handled by one person here, which came up as general frustration.</w:t>
       </w:r>
     </w:p>
     <w:p>
@@ -511,7 +503,7 @@
         <w:rPr>
           <w:sz w:val="21"/>
         </w:rPr>
-        <w:t>&gt; Left it at that, with call later this month to be scheduled.</w:t>
+        <w:t>&gt; The phone triage line has not settled, and that took up the first part of the conversation.</w:t>
       </w:r>
     </w:p>
     <w:p>
@@ -519,15 +511,7 @@
         <w:rPr>
           <w:sz w:val="21"/>
         </w:rPr>
-        <w:t>&gt; The appeals process is handled by one person here, which came up as general frustration.</w:t>
-      </w:r>
-    </w:p>
-    <w:p>
-      <w:r>
-        <w:rPr>
-          <w:sz w:val="21"/>
-        </w:rPr>
-        <w:t>&gt; The travel schedule this year came up, and little else.</w:t>
+        <w:t>&gt; Described how newly referred pts is triaged now compared with before.</w:t>
       </w:r>
     </w:p>
     <w:p>
@@ -536,6 +520,22 @@
           <w:sz w:val="21"/>
         </w:rPr>
         <w:t>&gt; Volunteered that the longest-standing refractory patient in this panel has had the quietest stretch in years.</w:t>
+      </w:r>
+    </w:p>
+    <w:p>
+      <w:r>
+        <w:rPr>
+          <w:sz w:val="21"/>
+        </w:rPr>
+        <w:t>&gt; Benefit verification is the step that most often delays a start here.</w:t>
+      </w:r>
+    </w:p>
+    <w:p>
+      <w:r>
+        <w:rPr>
+          <w:sz w:val="21"/>
+        </w:rPr>
+        <w:t>&gt; Titration scheduling is handled by nursing staff, which the practice finds workable.</w:t>
       </w:r>
     </w:p>
     <w:p>
@@ -559,7 +559,7 @@
         <w:rPr>
           <w:sz w:val="21"/>
         </w:rPr>
-        <w:t>&gt; Caught productive window at nurses' station between pts.</w:t>
+        <w:t>&gt; Described how older half of panel is triaged now compared with before.</w:t>
       </w:r>
     </w:p>
     <w:p>
@@ -567,7 +567,7 @@
         <w:rPr>
           <w:sz w:val="21"/>
         </w:rPr>
-        <w:t>&gt; Formulary questions takes longer than the clinical decision, which came up as general frustration.</w:t>
+        <w:t>&gt; Described preference for slower titration in general, unrelated to any particular patient.</w:t>
       </w:r>
     </w:p>
     <w:p>
@@ -583,15 +583,7 @@
         <w:rPr>
           <w:sz w:val="21"/>
         </w:rPr>
-        <w:t>&gt; Mentioned case series someone forwarded but did not raise any specific finding.</w:t>
-      </w:r>
-    </w:p>
-    <w:p>
-      <w:r>
-        <w:rPr>
-          <w:sz w:val="21"/>
-        </w:rPr>
-        <w:t>&gt; Compared notes on which sessions were worth time.</w:t>
+        <w:t>&gt; Referral patterns into this clinic have changed, and newly referred pts is a bigger share than it was.</w:t>
       </w:r>
     </w:p>
     <w:p>
@@ -615,23 +607,7 @@
         <w:rPr>
           <w:sz w:val="21"/>
         </w:rPr>
-        <w:t>&gt; A rushed visit outside EEG suite; schedule was tight.</w:t>
-      </w:r>
-    </w:p>
-    <w:p>
-      <w:r>
-        <w:rPr>
-          <w:sz w:val="21"/>
-        </w:rPr>
-        <w:t>&gt; Titration habits came up in general terms; no specifics were discussed adn none were offered.</w:t>
-      </w:r>
-    </w:p>
-    <w:p>
-      <w:r>
-        <w:rPr>
-          <w:sz w:val="21"/>
-        </w:rPr>
-        <w:t>&gt; Described how pediatric-to-adult transfers is triaged now compared wtih before.</w:t>
+        <w:t>&gt; Mostly small talk about the program and the venue.</w:t>
       </w:r>
     </w:p>
     <w:p>
@@ -640,6 +616,14 @@
           <w:sz w:val="21"/>
         </w:rPr>
         <w:t>&gt; Described Lennox-Gastaut cases where every approved combination has already been exhausted.</w:t>
+      </w:r>
+    </w:p>
+    <w:p>
+      <w:r>
+        <w:rPr>
+          <w:sz w:val="21"/>
+        </w:rPr>
+        <w:t>&gt; Most of the discussion was about the scheduling system, which has not settled.</w:t>
       </w:r>
     </w:p>
     <w:p>
@@ -663,7 +647,7 @@
         <w:rPr>
           <w:sz w:val="21"/>
         </w:rPr>
-        <w:t>&gt; The travel schedule this year came up, and little else.</w:t>
+        <w:t>&gt; Caught full window in the conference room between pts.</w:t>
       </w:r>
     </w:p>
     <w:p>
@@ -671,7 +655,7 @@
         <w:rPr>
           <w:sz w:val="21"/>
         </w:rPr>
-        <w:t>&gt; The composition of newly referred pts has shifted over the last year or two.</w:t>
+        <w:t>&gt; Clinic throughput keeps slipping since summer, which shapes how much time there is for anything else.</w:t>
       </w:r>
     </w:p>
     <w:p>
@@ -680,22 +664,6 @@
           <w:sz w:val="21"/>
         </w:rPr>
         <w:t>&gt; Spent the last part of the visit on how well it works in focal epilepsy and how little that helps the generalized patients in this panel.</w:t>
-      </w:r>
-    </w:p>
-    <w:p>
-      <w:r>
-        <w:rPr>
-          <w:sz w:val="21"/>
-        </w:rPr>
-        <w:t>&gt; Noted that the appeals process varies by payer and that this is not specific to any one product.</w:t>
-      </w:r>
-    </w:p>
-    <w:p>
-      <w:r>
-        <w:rPr>
-          <w:sz w:val="21"/>
-        </w:rPr>
-        <w:t>&gt; Onboarding a front-desk coordinator is current preoccupation here.</w:t>
       </w:r>
     </w:p>
     <w:p>
@@ -719,7 +687,7 @@
         <w:rPr>
           <w:sz w:val="21"/>
         </w:rPr>
-        <w:t>&gt; A fragmented meeting in the back office, first one this quarter.</w:t>
+        <w:t>&gt; Caught an unexpectedly long window at the nurses' station between patients.</w:t>
       </w:r>
     </w:p>
     <w:p>
@@ -735,7 +703,7 @@
         <w:rPr>
           <w:sz w:val="21"/>
         </w:rPr>
-        <w:t>&gt; Monitoring intervals during titration are set by clinic routine here rather than by protocol.</w:t>
+        <w:t>&gt; Mentioned a case series someone forwarded but did not raise any specific finding.</w:t>
       </w:r>
     </w:p>
     <w:p>
@@ -743,7 +711,15 @@
         <w:rPr>
           <w:sz w:val="21"/>
         </w:rPr>
-        <w:t>&gt; Asked whether I had seen a session summary from a colleague; I had not, and offered nothing in return.</w:t>
+        <w:t>&gt; The new-patient backlog looks better than last year since summer, which shapes how much time there is for anything else.</w:t>
+      </w:r>
+    </w:p>
+    <w:p>
+      <w:r>
+        <w:rPr>
+          <w:sz w:val="21"/>
+        </w:rPr>
+        <w:t>&gt; Most of the discussion was about the new charting templates, which has not settled.</w:t>
       </w:r>
     </w:p>
     <w:p>
